--- a/data/templates/isb_jinja_template.docx
+++ b/data/templates/isb_jinja_template.docx
@@ -5,53 +5,70 @@
     <w:p>
       <w:pPr>
         <w:tabs>
-          <w:tab w:pos="10469" w:val="right"/>
+          <w:tab w:pos="10656" w:val="right"/>
         </w:tabs>
+        <w:spacing w:after="80"/>
       </w:pPr>
       <w:r>
         <w:rPr>
           <w:b/>
-          <w:sz w:val="20"/>
+          <w:sz w:val="18"/>
         </w:rPr>
         <w:t>{{ name }}</w:t>
+      </w:r>
+      <w:r>
+        <w:rPr>
+          <w:b w:val="0"/>
+          <w:sz w:val="18"/>
+        </w:rPr>
         <w:tab/>
-        <w:t>LinkedIn URL</w:t>
+        <w:t>{{ contact_line }}</w:t>
       </w:r>
     </w:p>
     <w:p>
       <w:r>
-        <w:t>{% for section in sections %}</w:t>
-      </w:r>
-    </w:p>
-    <w:p>
-      <w:r>
-        <w:rPr>
-          <w:b/>
-          <w:sz w:val="20"/>
-        </w:rPr>
-        <w:t>{{ section.section_name|upper }}</w:t>
-      </w:r>
-    </w:p>
-    <w:p>
-      <w:r>
-        <w:t>{% for entry in section.entries %}</w:t>
+        <w:t>{%p for section in sections %}</w:t>
       </w:r>
     </w:p>
     <w:p>
       <w:pPr>
         <w:tabs>
-          <w:tab w:pos="10469" w:val="right"/>
+          <w:tab w:pos="10656" w:val="right"/>
         </w:tabs>
+        <w:shd w:val="clear" w:color="auto" w:fill="153D63"/>
       </w:pPr>
       <w:r>
         <w:rPr>
           <w:b/>
+          <w:color w:val="FFFFFF"/>
+          <w:sz w:val="18"/>
+        </w:rPr>
+        <w:t>{{ section.section_name }}</w:t>
+      </w:r>
+    </w:p>
+    <w:p>
+      <w:r>
+        <w:t>{%p for entry in section.entries %}</w:t>
+      </w:r>
+    </w:p>
+    <w:p>
+      <w:pPr>
+        <w:tabs>
+          <w:tab w:pos="10656" w:val="right"/>
+        </w:tabs>
+        <w:shd w:val="clear" w:color="auto" w:fill="D1D1D1"/>
+      </w:pPr>
+      <w:r>
+        <w:rPr>
+          <w:b/>
+          <w:sz w:val="18"/>
         </w:rPr>
         <w:t>{{ entry.header_left }}</w:t>
       </w:r>
       <w:r>
         <w:rPr>
           <w:b w:val="0"/>
+          <w:sz w:val="18"/>
         </w:rPr>
         <w:tab/>
         <w:t>{{ entry.header_right }}</w:t>
@@ -59,35 +76,37 @@
     </w:p>
     <w:p>
       <w:r>
-        <w:t>{% if entry.summary %}</w:t>
+        <w:t>{%p if entry.summary %}</w:t>
       </w:r>
     </w:p>
     <w:p>
       <w:r>
         <w:rPr>
           <w:i/>
+          <w:sz w:val="18"/>
         </w:rPr>
         <w:t>{{ entry.summary }}</w:t>
       </w:r>
     </w:p>
     <w:p>
       <w:r>
-        <w:t>{% endif %}</w:t>
+        <w:t>{%p endif %}</w:t>
       </w:r>
     </w:p>
     <w:p>
       <w:r>
-        <w:t>{% for group in entry.groups %}</w:t>
+        <w:t>{%p for group in entry.groups %}</w:t>
       </w:r>
     </w:p>
     <w:p>
       <w:r>
-        <w:t>{% if group.group_name %}</w:t>
+        <w:t>{%p if group.group_name %}</w:t>
       </w:r>
     </w:p>
     <w:p>
       <w:r>
         <w:rPr>
+          <w:sz w:val="18"/>
           <w:u w:val="single"/>
         </w:rPr>
         <w:t>{{ group.group_name }}</w:t>
@@ -95,12 +114,12 @@
     </w:p>
     <w:p>
       <w:r>
-        <w:t>{% endif %}</w:t>
+        <w:t>{%p endif %}</w:t>
       </w:r>
     </w:p>
     <w:p>
       <w:r>
-        <w:t>{% for bullet in group.bullets %}</w:t>
+        <w:t>{%p for bullet in group.bullets %}</w:t>
       </w:r>
     </w:p>
     <w:p>
@@ -108,32 +127,35 @@
         <w:pStyle w:val="ListBullet"/>
       </w:pPr>
       <w:r>
+        <w:rPr>
+          <w:sz w:val="18"/>
+        </w:rPr>
         <w:t>{{ bullet }}</w:t>
       </w:r>
     </w:p>
     <w:p>
       <w:r>
-        <w:t>{% endfor %}</w:t>
+        <w:t>{%p endfor %}</w:t>
       </w:r>
     </w:p>
     <w:p>
       <w:r>
-        <w:t>{% endfor %}</w:t>
+        <w:t>{%p endfor %}</w:t>
       </w:r>
     </w:p>
     <w:p>
       <w:r>
-        <w:t>{% endfor %}</w:t>
+        <w:t>{%p endfor %}</w:t>
       </w:r>
     </w:p>
     <w:p>
       <w:r>
-        <w:t>{% endfor %}</w:t>
+        <w:t>{%p endfor %}</w:t>
       </w:r>
     </w:p>
     <w:sectPr>
-      <w:pgSz w:w="12240" w:h="15840"/>
-      <w:pgMar w:top="720" w:right="720" w:bottom="720" w:left="720" w:header="720" w:footer="720" w:gutter="0"/>
+      <w:pgSz w:w="11906" w:h="16838"/>
+      <w:pgMar w:top="288" w:right="576" w:bottom="288" w:left="576" w:header="720" w:footer="720" w:gutter="0"/>
       <w:cols w:space="720"/>
       <w:docGrid w:linePitch="360"/>
     </w:sectPr>
@@ -504,9 +526,12 @@
     <w:name w:val="Normal"/>
     <w:qFormat/>
     <w:rsid w:val="00FC693F"/>
+    <w:pPr>
+      <w:spacing w:before="0" w:after="0" w:line="20" w:lineRule="atLeast"/>
+    </w:pPr>
     <w:rPr>
       <w:rFonts w:ascii="Arial" w:hAnsi="Arial"/>
-      <w:sz w:val="20"/>
+      <w:sz w:val="18"/>
     </w:rPr>
   </w:style>
   <w:style w:type="paragraph" w:styleId="Header">
@@ -1035,8 +1060,13 @@
       <w:numPr>
         <w:numId w:val="1"/>
       </w:numPr>
+      <w:spacing w:before="0" w:after="0" w:line="20" w:lineRule="atLeast"/>
       <w:contextualSpacing/>
     </w:pPr>
+    <w:rPr>
+      <w:rFonts w:ascii="Arial" w:hAnsi="Arial"/>
+      <w:sz w:val="18"/>
+    </w:rPr>
   </w:style>
   <w:style w:type="paragraph" w:styleId="ListBullet2">
     <w:name w:val="List Bullet 2"/>
